--- a/ServiceDesk-Plus-обзор.docx
+++ b/ServiceDesk-Plus-обзор.docx
@@ -340,7 +340,10 @@
         <w:pStyle w:val="P22"/>
       </w:pPr>
       <w:r>
-        <w:t>Приём и маршрутизация: регистрация по порталу, почте, телефону, системам мониторинга (Zabbix и др.); правила обработки почты; связь с CMDB; жизненный цикл заявки, автоназначение, балансировка; категории, влияние, срочность.</w:t>
+        <w:rPr>
+          <w:b w:val="1"/>
+        </w:rPr>
+        <w:t>Приём и маршрутизация:</w:t>
       </w:r>
     </w:p>
     <w:p>
@@ -348,7 +351,106 @@
         <w:pStyle w:val="P22"/>
       </w:pPr>
       <w:r>
-        <w:t>Эскалация, SLA: функциональная и иерархическая эскалация; согласования; SLA по реакции и решению; выделение заявок по времени; поиск и фильтрация; интеграция с базой знаний.</w:t>
+        <w:t>Регистрация обращений по нескольким каналам: портал самообслуживания, почта, телефон, системы мониторинга (в т.ч. Zabbix и др.).</w:t>
+      </w:r>
+    </w:p>
+    <w:p>
+      <w:pPr>
+        <w:pStyle w:val="P22"/>
+      </w:pPr>
+      <w:r>
+        <w:t>Настройка правил обработки почтовых уведомлений: регистрация нового обращения, переписка в рамках открытой заявки, создание заявок от систем мониторинга.</w:t>
+      </w:r>
+    </w:p>
+    <w:p>
+      <w:pPr>
+        <w:pStyle w:val="P22"/>
+      </w:pPr>
+      <w:r>
+        <w:t>Связывание обращений с элементами и категориями CI в CMDB.</w:t>
+      </w:r>
+    </w:p>
+    <w:p>
+      <w:pPr>
+        <w:pStyle w:val="P22"/>
+      </w:pPr>
+      <w:r>
+        <w:t>Настраиваемый жизненный цикл заявки, автоматическое назначение техников по правилам и балансировка нагрузки.</w:t>
+      </w:r>
+    </w:p>
+    <w:p>
+      <w:pPr>
+        <w:pStyle w:val="P22"/>
+      </w:pPr>
+      <w:r>
+        <w:t>Классификация по категориям, влиянию и срочности.</w:t>
+      </w:r>
+    </w:p>
+    <w:p>
+      <w:pPr>
+        <w:pStyle w:val="P22"/>
+      </w:pPr>
+      <w:r>
+        <w:t>Оператор задач в заявке.</w:t>
+      </w:r>
+    </w:p>
+    <w:p>
+      <w:pPr>
+        <w:pStyle w:val="P22"/>
+      </w:pPr>
+      <w:r>
+        <w:rPr>
+          <w:b w:val="1"/>
+        </w:rPr>
+        <w:t>Эскалация, SLA и удобство работы:</w:t>
+      </w:r>
+    </w:p>
+    <w:p>
+      <w:pPr>
+        <w:pStyle w:val="P22"/>
+      </w:pPr>
+      <w:r>
+        <w:t>Автоматизация эскалации (функциональная и иерархическая).</w:t>
+      </w:r>
+    </w:p>
+    <w:p>
+      <w:pPr>
+        <w:pStyle w:val="P22"/>
+      </w:pPr>
+      <w:r>
+        <w:t>Согласования на портале и по электронной почте.</w:t>
+      </w:r>
+    </w:p>
+    <w:p>
+      <w:pPr>
+        <w:pStyle w:val="P22"/>
+      </w:pPr>
+      <w:r>
+        <w:t>SLA по времени реакции и решения с эскалациями и уведомлениями.</w:t>
+      </w:r>
+    </w:p>
+    <w:p>
+      <w:pPr>
+        <w:pStyle w:val="P22"/>
+      </w:pPr>
+      <w:r>
+        <w:t>Выделение заявок цветом в зависимости от оставшегося времени по SLA.</w:t>
+      </w:r>
+    </w:p>
+    <w:p>
+      <w:pPr>
+        <w:pStyle w:val="P22"/>
+      </w:pPr>
+      <w:r>
+        <w:t>Поиск и фильтрация списков заявок.</w:t>
+      </w:r>
+    </w:p>
+    <w:p>
+      <w:pPr>
+        <w:pStyle w:val="P22"/>
+      </w:pPr>
+      <w:r>
+        <w:t>Интеграция с базой знаний и рекомендация статей БЗ при регистрации заявки пользователем.</w:t>
       </w:r>
     </w:p>
     <w:p>
@@ -364,7 +466,10 @@
         <w:pStyle w:val="P22"/>
       </w:pPr>
       <w:r>
-        <w:t>Обнаружение по сети и агентам (Windows, macOS, Linux); учёт железа и ПО, лицензии; связь с заявками и CMDB.</w:t>
+        <w:rPr>
+          <w:b w:val="1"/>
+        </w:rPr>
+        <w:t>Обнаружение и учёт:</w:t>
       </w:r>
     </w:p>
     <w:p>
@@ -372,15 +477,15 @@
         <w:pStyle w:val="P22"/>
       </w:pPr>
       <w:r>
-        <w:t>Закупки и договоры; напоминания об гарантиях и контрактах.</w:t>
+        <w:t>Обнаружение устройств по сети и по агентам (Windows, macOS, Linux).</w:t>
       </w:r>
     </w:p>
     <w:p>
       <w:pPr>
-        <w:pStyle w:val="P3"/>
+        <w:pStyle w:val="P22"/>
       </w:pPr>
       <w:r>
-        <w:t>CMDB</w:t>
+        <w:t>Учёт железа и ПО, управление лицензиями и соответствием.</w:t>
       </w:r>
     </w:p>
     <w:p>
@@ -388,7 +493,7 @@
         <w:pStyle w:val="P22"/>
       </w:pPr>
       <w:r>
-        <w:t>Модель и визуализация: типы связей CI, атрибуты, жизненный цикл; визуализация связей; дерево конфигураций.</w:t>
+        <w:t>Связь активов с заявками и CMDB для анализа влияния сбоев и планирования изменений.</w:t>
       </w:r>
     </w:p>
     <w:p>
@@ -396,7 +501,104 @@
         <w:pStyle w:val="P22"/>
       </w:pPr>
       <w:r>
-        <w:t>Расчёт TCO, автоматизация стоимости услуг; использование при анализе инцидентов и изменений.</w:t>
+        <w:rPr>
+          <w:b w:val="1"/>
+        </w:rPr>
+        <w:t>Закупки и договоры:</w:t>
+      </w:r>
+    </w:p>
+    <w:p>
+      <w:pPr>
+        <w:pStyle w:val="P22"/>
+      </w:pPr>
+      <w:r>
+        <w:t>Управление закупками и договорами.</w:t>
+      </w:r>
+    </w:p>
+    <w:p>
+      <w:pPr>
+        <w:pStyle w:val="P22"/>
+      </w:pPr>
+      <w:r>
+        <w:t>Напоминания об истечении гарантий и контрактов.</w:t>
+      </w:r>
+    </w:p>
+    <w:p>
+      <w:pPr>
+        <w:pStyle w:val="P3"/>
+      </w:pPr>
+      <w:r>
+        <w:t>CMDB (база конфигураций)</w:t>
+      </w:r>
+    </w:p>
+    <w:p>
+      <w:pPr>
+        <w:pStyle w:val="P22"/>
+      </w:pPr>
+      <w:r>
+        <w:rPr>
+          <w:b w:val="1"/>
+        </w:rPr>
+        <w:t>Модель и визуализация:</w:t>
+      </w:r>
+    </w:p>
+    <w:p>
+      <w:pPr>
+        <w:pStyle w:val="P22"/>
+      </w:pPr>
+      <w:r>
+        <w:t>Ведение CMDB с различными типами связей CI, атрибутами, классификаторами и статусами (жизненный цикл CI).</w:t>
+      </w:r>
+    </w:p>
+    <w:p>
+      <w:pPr>
+        <w:pStyle w:val="P22"/>
+      </w:pPr>
+      <w:r>
+        <w:t>Визуализация взаимосвязей конфигурационных единиц.</w:t>
+      </w:r>
+    </w:p>
+    <w:p>
+      <w:pPr>
+        <w:pStyle w:val="P22"/>
+      </w:pPr>
+      <w:r>
+        <w:t>Динамическое взаимодействие с деревом (развёртка/свёртка, переход на нужный уровень).</w:t>
+      </w:r>
+    </w:p>
+    <w:p>
+      <w:pPr>
+        <w:pStyle w:val="P22"/>
+      </w:pPr>
+      <w:r>
+        <w:rPr>
+          <w:b w:val="1"/>
+        </w:rPr>
+        <w:t>Расчёт стоимости и использование:</w:t>
+      </w:r>
+    </w:p>
+    <w:p>
+      <w:pPr>
+        <w:pStyle w:val="P22"/>
+      </w:pPr>
+      <w:r>
+        <w:t>Расчёт и просмотр TCO для конфигурационных единиц.</w:t>
+      </w:r>
+    </w:p>
+    <w:p>
+      <w:pPr>
+        <w:pStyle w:val="P22"/>
+      </w:pPr>
+      <w:r>
+        <w:t>Автоматизация расчёта стоимости оказания услуг в разрезе месяца и года.</w:t>
+      </w:r>
+    </w:p>
+    <w:p>
+      <w:pPr>
+        <w:pStyle w:val="P22"/>
+      </w:pPr>
+      <w:r>
+        <w:t>Использование CMDB при анализе инцидентов, проблем и изменений для принятия решений по влиянию на инфраструктуру.</w:t>
       </w:r>
     </w:p>
     <w:p>
@@ -412,7 +614,10 @@
         <w:pStyle w:val="P22"/>
       </w:pPr>
       <w:r>
-        <w:t>Публикация ИТ- и бизнес-услуг, шаблоны запросов; привязка к CMDB и контрактам.</w:t>
+        <w:rPr>
+          <w:b w:val="1"/>
+        </w:rPr>
+        <w:t>Публикация и привязки:</w:t>
       </w:r>
     </w:p>
     <w:p>
@@ -420,7 +625,58 @@
         <w:pStyle w:val="P22"/>
       </w:pPr>
       <w:r>
-        <w:t>Многоуровневые согласования, SLA, персонализированный доступ по ролям.</w:t>
+        <w:t>Публикация ИТ- и бизнес-услуг на портале самообслуживания с настраиваемыми шаблонами запросов.</w:t>
+      </w:r>
+    </w:p>
+    <w:p>
+      <w:pPr>
+        <w:pStyle w:val="P22"/>
+      </w:pPr>
+      <w:r>
+        <w:t>Привязка каталога к CMDB.</w:t>
+      </w:r>
+    </w:p>
+    <w:p>
+      <w:pPr>
+        <w:pStyle w:val="P22"/>
+      </w:pPr>
+      <w:r>
+        <w:t>Привязка контрактов к услугам (расчёт стоимости предоставления услуг).</w:t>
+      </w:r>
+    </w:p>
+    <w:p>
+      <w:pPr>
+        <w:pStyle w:val="P22"/>
+      </w:pPr>
+      <w:r>
+        <w:rPr>
+          <w:b w:val="1"/>
+        </w:rPr>
+        <w:t>Согласования и доступ:</w:t>
+      </w:r>
+    </w:p>
+    <w:p>
+      <w:pPr>
+        <w:pStyle w:val="P22"/>
+      </w:pPr>
+      <w:r>
+        <w:t>Многоуровневые согласования, SLA и задачи по каждому типу услуги.</w:t>
+      </w:r>
+    </w:p>
+    <w:p>
+      <w:pPr>
+        <w:pStyle w:val="P22"/>
+      </w:pPr>
+      <w:r>
+        <w:t>Персонализированный доступ к каталогу по ролям и правам.</w:t>
+      </w:r>
+    </w:p>
+    <w:p>
+      <w:pPr>
+        <w:pStyle w:val="P22"/>
+      </w:pPr>
+      <w:r>
+        <w:t>Возможность создания обращения или инцидента по доступным пользователю услугам.</w:t>
       </w:r>
     </w:p>
     <w:p>
@@ -436,7 +692,10 @@
         <w:pStyle w:val="P22"/>
       </w:pPr>
       <w:r>
-        <w:t>Типы изменений (стандартные, срочные, критичные); визуальный конструктор этапов и согласований; CAB, планы внедрения и отката; календарь изменений.</w:t>
+        <w:rPr>
+          <w:b w:val="1"/>
+        </w:rPr>
+        <w:t>Изменения:</w:t>
       </w:r>
     </w:p>
     <w:p>
@@ -444,7 +703,58 @@
         <w:pStyle w:val="P22"/>
       </w:pPr>
       <w:r>
-        <w:t>Релизы с шаблонами и этапами; связь с изменениями и активами.</w:t>
+        <w:t>Типы изменений (стандартные, срочные, критичные) с отдельными рабочими процессами.</w:t>
+      </w:r>
+    </w:p>
+    <w:p>
+      <w:pPr>
+        <w:pStyle w:val="P22"/>
+      </w:pPr>
+      <w:r>
+        <w:t>Визуальный конструктор этапов, согласований и уведомлений.</w:t>
+      </w:r>
+    </w:p>
+    <w:p>
+      <w:pPr>
+        <w:pStyle w:val="P22"/>
+      </w:pPr>
+      <w:r>
+        <w:t>CAB, планы внедрения и отката.</w:t>
+      </w:r>
+    </w:p>
+    <w:p>
+      <w:pPr>
+        <w:pStyle w:val="P22"/>
+      </w:pPr>
+      <w:r>
+        <w:t>Календарь изменений и проверка конфликтов.</w:t>
+      </w:r>
+    </w:p>
+    <w:p>
+      <w:pPr>
+        <w:pStyle w:val="P22"/>
+      </w:pPr>
+      <w:r>
+        <w:rPr>
+          <w:b w:val="1"/>
+        </w:rPr>
+        <w:t>Релизы:</w:t>
+      </w:r>
+    </w:p>
+    <w:p>
+      <w:pPr>
+        <w:pStyle w:val="P22"/>
+      </w:pPr>
+      <w:r>
+        <w:t>Управление релизами с шаблонами и этапами.</w:t>
+      </w:r>
+    </w:p>
+    <w:p>
+      <w:pPr>
+        <w:pStyle w:val="P22"/>
+      </w:pPr>
+      <w:r>
+        <w:t>Связь релизов с изменениями и активами.</w:t>
       </w:r>
     </w:p>
     <w:p>
@@ -460,7 +770,10 @@
         <w:pStyle w:val="P22"/>
       </w:pPr>
       <w:r>
-        <w:t>БЗ с поиском, категориями, согласованием статей; рекомендации при регистрации заявки.</w:t>
+        <w:rPr>
+          <w:b w:val="1"/>
+        </w:rPr>
+        <w:t>База знаний:</w:t>
       </w:r>
     </w:p>
     <w:p>
@@ -468,7 +781,82 @@
         <w:pStyle w:val="P22"/>
       </w:pPr>
       <w:r>
-        <w:t>Брендирование портала; персонализация по ролям; виджеты, каталог, отслеживание запросов; мобильные приложения.</w:t>
+        <w:t>База знаний на портале самообслуживания с полнотекстовым поиском, категориями и процессом согласования статей.</w:t>
+      </w:r>
+    </w:p>
+    <w:p>
+      <w:pPr>
+        <w:pStyle w:val="P22"/>
+      </w:pPr>
+      <w:r>
+        <w:t>Рекомендация статей БЗ при регистрации заявки пользователем.</w:t>
+      </w:r>
+    </w:p>
+    <w:p>
+      <w:pPr>
+        <w:pStyle w:val="P22"/>
+      </w:pPr>
+      <w:r>
+        <w:t>Публикация решений на портале для снижения потока типовых заявок.</w:t>
+      </w:r>
+    </w:p>
+    <w:p>
+      <w:pPr>
+        <w:pStyle w:val="P22"/>
+      </w:pPr>
+      <w:r>
+        <w:rPr>
+          <w:b w:val="1"/>
+        </w:rPr>
+        <w:t>Портал и интерфейс:</w:t>
+      </w:r>
+    </w:p>
+    <w:p>
+      <w:pPr>
+        <w:pStyle w:val="P22"/>
+      </w:pPr>
+      <w:r>
+        <w:t>Брендирование и изменение внешнего вида портала.</w:t>
+      </w:r>
+    </w:p>
+    <w:p>
+      <w:pPr>
+        <w:pStyle w:val="P22"/>
+      </w:pPr>
+      <w:r>
+        <w:t>Персонализация в зависимости от прав пользователя (роли): доступность и отображение списков услуг.</w:t>
+      </w:r>
+    </w:p>
+    <w:p>
+      <w:pPr>
+        <w:pStyle w:val="P22"/>
+      </w:pPr>
+      <w:r>
+        <w:t>События и новости на портале.</w:t>
+      </w:r>
+    </w:p>
+    <w:p>
+      <w:pPr>
+        <w:pStyle w:val="P22"/>
+      </w:pPr>
+      <w:r>
+        <w:t>Виджеты, каталог услуг, отслеживание статуса запросов.</w:t>
+      </w:r>
+    </w:p>
+    <w:p>
+      <w:pPr>
+        <w:pStyle w:val="P22"/>
+      </w:pPr>
+      <w:r>
+        <w:t>Настройка интерфейса в зависимости от роли пользователя.</w:t>
+      </w:r>
+    </w:p>
+    <w:p>
+      <w:pPr>
+        <w:pStyle w:val="P22"/>
+      </w:pPr>
+      <w:r>
+        <w:t>Поддержка мобильных приложений.</w:t>
       </w:r>
     </w:p>
     <w:p>
@@ -484,7 +872,10 @@
         <w:pStyle w:val="P22"/>
       </w:pPr>
       <w:r>
-        <w:t>Отчёты в графическом интерфейсе; по разделам (инциденты, активы, изменения, SLA); SQL (on-premises); выгрузка xls, pdf, xml.</w:t>
+        <w:rPr>
+          <w:b w:val="1"/>
+        </w:rPr>
+        <w:t>Отчёты:</w:t>
       </w:r>
     </w:p>
     <w:p>
@@ -492,7 +883,74 @@
         <w:pStyle w:val="P22"/>
       </w:pPr>
       <w:r>
-        <w:t>Планировщик рассылки; интерактивные дашборды; Zoho Analytics / Analytics Plus.</w:t>
+        <w:t>Формирование отчётов в графическом интерфейсе (настройка мышью).</w:t>
+      </w:r>
+    </w:p>
+    <w:p>
+      <w:pPr>
+        <w:pStyle w:val="P22"/>
+      </w:pPr>
+      <w:r>
+        <w:t>Отчёты в рамках разделов (инциденты, активы, изменения, SLA, загрузка техников), настраиваемые в графическом интерфейсе.</w:t>
+      </w:r>
+    </w:p>
+    <w:p>
+      <w:pPr>
+        <w:pStyle w:val="P22"/>
+      </w:pPr>
+      <w:r>
+        <w:t>Возможность самостоятельного написания SQL-запросов для отчётов (on-premises).</w:t>
+      </w:r>
+    </w:p>
+    <w:p>
+      <w:pPr>
+        <w:pStyle w:val="P22"/>
+      </w:pPr>
+      <w:r>
+        <w:t>Выгрузка отчётов в xls, pdf, xml.</w:t>
+      </w:r>
+    </w:p>
+    <w:p>
+      <w:pPr>
+        <w:pStyle w:val="P22"/>
+      </w:pPr>
+      <w:r>
+        <w:t>Единый отчёт по мониторингу SLA всех услуг.</w:t>
+      </w:r>
+    </w:p>
+    <w:p>
+      <w:pPr>
+        <w:pStyle w:val="P22"/>
+      </w:pPr>
+      <w:r>
+        <w:rPr>
+          <w:b w:val="1"/>
+        </w:rPr>
+        <w:t>Дашборды и аналитика:</w:t>
+      </w:r>
+    </w:p>
+    <w:p>
+      <w:pPr>
+        <w:pStyle w:val="P22"/>
+      </w:pPr>
+      <w:r>
+        <w:t>Планировщик рассылки отчётов по почте.</w:t>
+      </w:r>
+    </w:p>
+    <w:p>
+      <w:pPr>
+        <w:pStyle w:val="P22"/>
+      </w:pPr>
+      <w:r>
+        <w:t>Интерактивные дашборды с виджетами.</w:t>
+      </w:r>
+    </w:p>
+    <w:p>
+      <w:pPr>
+        <w:pStyle w:val="P22"/>
+      </w:pPr>
+      <w:r>
+        <w:t>Интеграция с Zoho Analytics / Analytics Plus для расширенной аналитики.</w:t>
       </w:r>
     </w:p>
     <w:p>
@@ -508,7 +966,10 @@
         <w:pStyle w:val="P22"/>
       </w:pPr>
       <w:r>
-        <w:t>Управление корпоративным сервисом; автоматизация ИТ, HR, финансов и др.; отдельный экземпляр службы на направление.</w:t>
+        <w:rPr>
+          <w:b w:val="1"/>
+        </w:rPr>
+        <w:t>Суть ESM:</w:t>
       </w:r>
     </w:p>
     <w:p>
@@ -516,7 +977,66 @@
         <w:pStyle w:val="P22"/>
       </w:pPr>
       <w:r>
-        <w:t>Портал ESM — единая консоль; экземпляры с общими справочниками или обменом данными.</w:t>
+        <w:t>Enterprise Service Management — управление корпоративным сервисом в едином информационном пространстве предприятия.</w:t>
+      </w:r>
+    </w:p>
+    <w:p>
+      <w:pPr>
+        <w:pStyle w:val="P22"/>
+      </w:pPr>
+      <w:r>
+        <w:t>Одновременная автоматизация нескольких направлений: ИТ-поддержка, оборудование, HR, финансы и др.</w:t>
+      </w:r>
+    </w:p>
+    <w:p>
+      <w:pPr>
+        <w:pStyle w:val="P22"/>
+      </w:pPr>
+      <w:r>
+        <w:t>Для каждого отдела или организации создаётся отдельный экземпляр службы поддержки со своими шаблонами, пользователями и рабочими процессами.</w:t>
+      </w:r>
+    </w:p>
+    <w:p>
+      <w:pPr>
+        <w:pStyle w:val="P22"/>
+      </w:pPr>
+      <w:r>
+        <w:t>Поддержка методологии ITIL для ИТ-подразделений.</w:t>
+      </w:r>
+    </w:p>
+    <w:p>
+      <w:pPr>
+        <w:pStyle w:val="P22"/>
+      </w:pPr>
+      <w:r>
+        <w:rPr>
+          <w:b w:val="1"/>
+        </w:rPr>
+        <w:t>Портал ESM и экземпляры:</w:t>
+      </w:r>
+    </w:p>
+    <w:p>
+      <w:pPr>
+        <w:pStyle w:val="P22"/>
+      </w:pPr>
+      <w:r>
+        <w:t>Портал ESM — единая консоль, в которой пользователи работают с разными экземплярами служб, создают и обрабатывают заявки, управляют настройками.</w:t>
+      </w:r>
+    </w:p>
+    <w:p>
+      <w:pPr>
+        <w:pStyle w:val="P22"/>
+      </w:pPr>
+      <w:r>
+        <w:t>Экземпляры могут работать независимо друг от друга, использовать общие справочники или обмениваться данными внутри системы.</w:t>
+      </w:r>
+    </w:p>
+    <w:p>
+      <w:pPr>
+        <w:pStyle w:val="P22"/>
+      </w:pPr>
+      <w:r>
+        <w:t>Каталог ESM: пользователи, экземпляры, права доступа, авторизация.</w:t>
       </w:r>
     </w:p>
     <w:p>
@@ -532,7 +1052,10 @@
         <w:pStyle w:val="P22"/>
       </w:pPr>
       <w:r>
-        <w:t>ManageEngine: OpManager, Endpoint Central, ADManager Plus, ADSelfService Plus, Password Manager Pro, Site24x7; интеграция с Zabbix.</w:t>
+        <w:rPr>
+          <w:b w:val="1"/>
+        </w:rPr>
+        <w:t>ManageEngine и мониторинг:</w:t>
       </w:r>
     </w:p>
     <w:p>
@@ -540,7 +1063,74 @@
         <w:pStyle w:val="P22"/>
       </w:pPr>
       <w:r>
-        <w:t>Jira, Outlook, Office 365, Microsoft Teams; WebServices, REST API.</w:t>
+        <w:t>Нативные интеграции</w:t>
+      </w:r>
+      <w:r>
+        <w:rPr>
+          <w:rtl w:val="0"/>
+          <w:lang w:val="ru-RU" w:bidi="ru-RU" w:eastAsia="ru-RU"/>
+        </w:rPr>
+        <w:t xml:space="preserve"> с решениями </w:t>
+      </w:r>
+      <w:r>
+        <w:rPr>
+          <w:rtl w:val="0"/>
+          <w:lang w:val="ru-RU" w:bidi="ru-RU" w:eastAsia="ru-RU"/>
+        </w:rPr>
+        <w:t xml:space="preserve">от </w:t>
+      </w:r>
+      <w:r>
+        <w:rPr>
+          <w:rtl w:val="0"/>
+          <w:lang w:val="en-US" w:bidi="en-US" w:eastAsia="en-US"/>
+        </w:rPr>
+        <w:t>ManageEngine</w:t>
+      </w:r>
+      <w:r>
+        <w:t>: OpManager, Endpoint Central (Desktop Central), Applications Manager, ADManager Plus, ADSelfService Plus, Password Manager Pro, Site24x7.</w:t>
+      </w:r>
+    </w:p>
+    <w:p>
+      <w:pPr>
+        <w:pStyle w:val="P22"/>
+      </w:pPr>
+      <w:r>
+        <w:t>Настройка интеграции с Zabbix и правил регистрации инцидентов от систем мониторинга.</w:t>
+      </w:r>
+    </w:p>
+    <w:p>
+      <w:pPr>
+        <w:pStyle w:val="P22"/>
+      </w:pPr>
+      <w:r>
+        <w:rPr>
+          <w:b w:val="1"/>
+        </w:rPr>
+        <w:t>Бизнес-системы и API:</w:t>
+      </w:r>
+    </w:p>
+    <w:p>
+      <w:pPr>
+        <w:pStyle w:val="P22"/>
+      </w:pPr>
+      <w:r>
+        <w:t>Интеграция с Jira (создание задач по проектам, получение задач из проектов, создание проектов).</w:t>
+      </w:r>
+    </w:p>
+    <w:p>
+      <w:pPr>
+        <w:pStyle w:val="P22"/>
+      </w:pPr>
+      <w:r>
+        <w:t>Бизнес-интеграции: Outlook, Office 365, Microsoft Teams, календарь O365.</w:t>
+      </w:r>
+    </w:p>
+    <w:p>
+      <w:pPr>
+        <w:pStyle w:val="P22"/>
+      </w:pPr>
+      <w:r>
+        <w:t>Поддержка WebServices, REST API. Полный доступ к данным и автоматизации через API.</w:t>
       </w:r>
     </w:p>
     <w:p/>
@@ -584,7 +1174,7 @@
     </w:p>
     <w:p>
       <w:r>
-        <w:t>Отдельный продукт для провайдеров управляемых услуг (MSP). Единая платформа: ITSM (ITAM, CMDB) и элементы PSA; настройка и предоставление сервисов для нескольких заказчиков с учётом прибыльности.</w:t>
+        <w:t>ServiceDesk Plus MSP — отдельный продукт для провайдеров управляемых услуг (MSP). Единая платформа объединяет возможности ITSM (в т.ч. ITAM, CMDB) и элементы PSA: настройка и предоставление сервисов для нескольких заказчиков с учётом прибыльности.</w:t>
       </w:r>
     </w:p>
     <w:p>
@@ -592,7 +1182,7 @@
         <w:pStyle w:val="P22"/>
       </w:pPr>
       <w:r>
-        <w:t>Мультитенантность: отдельные настройки, SLA, БЗ, активы и отчёты для каждого клиента.</w:t>
+        <w:t>Мультитенантность: отдельные настройки автоматизации, SLA, базы знаний, активы и отчёты для каждого клиента.</w:t>
       </w:r>
     </w:p>
     <w:p>
@@ -600,7 +1190,7 @@
         <w:pStyle w:val="P22"/>
       </w:pPr>
       <w:r>
-        <w:t>Мультисайтовая поддержка: несколько площадок из одной консоли.</w:t>
+        <w:t>Мультисайтовая поддержка: управление несколькими площадками заказчиков из одной консоли с разными часовыми поясами, правилами и SLA.</w:t>
       </w:r>
     </w:p>
     <w:p>
@@ -608,7 +1198,7 @@
         <w:pStyle w:val="P22"/>
       </w:pPr>
       <w:r>
-        <w:t>Биллинг: сервисные планы и рекуррентные платежи.</w:t>
+        <w:t>Биллинг: предопределённые сервисные планы и рекуррентные платежи.</w:t>
       </w:r>
     </w:p>
     <w:p>
@@ -616,7 +1206,7 @@
         <w:pStyle w:val="P22"/>
       </w:pPr>
       <w:r>
-        <w:t>Интеграция с RMM (RMM Central): единая консоль мониторинга и сервис-деска.</w:t>
+        <w:t>Интеграция с RMM-инструментами ManageEngine (например, RMM Central): единая консоль для мониторинга и сервис-деска.</w:t>
       </w:r>
     </w:p>
     <w:p>
@@ -624,7 +1214,7 @@
         <w:pStyle w:val="P22"/>
       </w:pPr>
       <w:r>
-        <w:t>Автоматизация: визуальные конструкторы без кода.</w:t>
+        <w:t>Автоматизация: визуальные конструкторы рабочих процессов без кода.</w:t>
       </w:r>
     </w:p>
     <w:p>
@@ -632,12 +1222,12 @@
         <w:pStyle w:val="P22"/>
       </w:pPr>
       <w:r>
-        <w:t>ИИ-агент Zia (не адаптирован для РФ).</w:t>
+        <w:t>ИИ-агент Zia доступен как первая линия поддержки (функция не адаптирована для российского рынка).</w:t>
       </w:r>
     </w:p>
     <w:p>
       <w:r>
-        <w:t>MSP доступен в облаке и on-premises. Подробности: manageengine.com/products/service-desk-msp</w:t>
+        <w:t>MSP доступен в облаке и on-premises; редакции и цены отличаются от «обычного» ServiceDesk Plus. Подробности: manageengine.com/products/service-desk-msp</w:t>
       </w:r>
     </w:p>
     <w:p/>
@@ -646,7 +1236,7 @@
         <w:pStyle w:val="P13"/>
       </w:pPr>
       <w:r>
-        <w:t>5. Преимущества и ключевые особенности</w:t>
+        <w:t>5. Преимущества и ключевые особенности ServiceDesk Plus</w:t>
       </w:r>
     </w:p>
     <w:p>
@@ -654,7 +1244,7 @@
         <w:pStyle w:val="P22"/>
       </w:pPr>
       <w:r>
-        <w:t>Масштабируемость: три редакции — от help desk до полного ITSM и проектов.</w:t>
+        <w:t>Масштабируемость по зрелости: три редакции позволяют начать с help desk и поэтапно подключать активы, затем изменения, проблемы, каталог услуг, проекты и CMDB.</w:t>
       </w:r>
     </w:p>
     <w:p>
@@ -662,7 +1252,7 @@
         <w:pStyle w:val="P22"/>
       </w:pPr>
       <w:r>
-        <w:t>Неограниченное количество конечных пользователей и согласующих; лицензия на техников.</w:t>
+        <w:t>Неограниченное количество конечных пользователей и согласующих: лицензия считается на техников; запросчики и согласующие не лицензируются отдельно.</w:t>
       </w:r>
     </w:p>
     <w:p>
@@ -670,7 +1260,7 @@
         <w:pStyle w:val="P22"/>
       </w:pPr>
       <w:r>
-        <w:t>Готовая автоматизация: почтовые и бизнес-правила, триггеры, жизненный цикл заявки, планировщик; пользовательские функции и скрипты.</w:t>
+        <w:t>Готовая автоматизация: почтовые правила, бизнес-правила, триггеры, правила полей и форм (создание и редактирование произвольных полей формы в зависимости от выбранных значений), настраиваемый жизненный цикл заявки, планировщик задач; для сложных сценариев — пользовательские функции и скрипты.</w:t>
       </w:r>
     </w:p>
     <w:p>
@@ -678,7 +1268,7 @@
         <w:pStyle w:val="P22"/>
       </w:pPr>
       <w:r>
-        <w:t>Персонализация: интерфейсы по ролям; управление ролями и правами; расширяемость.</w:t>
+        <w:t>Персонализация и настройка: интерфейсы в зависимости от пользователя, роли и места работы; управление ролями и правами доступа (по ролям и услугам); управление данными (услуги, роли, пользователи, группы); расширяемость системы.</w:t>
       </w:r>
     </w:p>
     <w:p>
@@ -686,7 +1276,7 @@
         <w:pStyle w:val="P22"/>
       </w:pPr>
       <w:r>
-        <w:t>Интеграции: ManageEngine, Outlook, O365, Teams, Jira, REST API.</w:t>
+        <w:t>Интеграции: нативные интеграции с продуктами ManageEngine (OpManager, Endpoint Central, ADManager Plus, ADSelfService Plus, Password Manager Pro, Site24x7 и др.), а также с Outlook, Office 365, Microsoft Teams, Jira, полный доступ — через REST API.</w:t>
       </w:r>
     </w:p>
     <w:p>
@@ -694,7 +1284,7 @@
         <w:pStyle w:val="P22"/>
       </w:pPr>
       <w:r>
-        <w:t>ИИ и аналитика: категоризация заявок, предсказание приоритета, Zia, Zoho Analytics (Zia не адаптирован для РФ).</w:t>
+        <w:t>ИИ и аналитика: умная категоризация заявок, предсказание приоритета, автоназначение техников, виртуальный агент Zia, интеграция с Zoho Analytics/Analytics Plus. (Функции помощника Zia пока не адаптированы для использования в России.)</w:t>
       </w:r>
     </w:p>
     <w:p>
@@ -702,7 +1292,7 @@
         <w:pStyle w:val="P22"/>
       </w:pPr>
       <w:r>
-        <w:t>Признание: Gartner Magic Quadrant, Forrester.</w:t>
+        <w:t>Признание рынка: ManageEngine фигурирует в отчётах Gartner (Magic Quadrant для ITSM) и Forrester (Total Economic Impact).</w:t>
       </w:r>
     </w:p>
     <w:p>
@@ -710,7 +1300,7 @@
         <w:pStyle w:val="P22"/>
       </w:pPr>
       <w:r>
-        <w:t>Мобильное приложение для техников и пользователей.</w:t>
+        <w:t>Функциональное мобильное приложение для техников и пользователей (в том числе от российских разработчиков).</w:t>
       </w:r>
     </w:p>
     <w:p/>
@@ -724,7 +1314,7 @@
     </w:p>
     <w:p>
       <w:r>
-        <w:t>Часть возможностей ИИ и интеграций доступна только в облаке или в определённых регионах. В Standard нет управления активами и WebRemote.</w:t>
+        <w:t>Часть продвинутых возможностей ИИ и интеграций доступна только в облачной версии или в определённых регионах. В редакции Standard нет управления активами и WebRemote (удалённый доступ к рабочим станциям).</w:t>
       </w:r>
     </w:p>
     <w:p/>
@@ -992,7 +1582,7 @@
         <w:pStyle w:val="P22"/>
       </w:pPr>
       <w:r>
-        <w:t>Официальная страница: manageengine.com/products/service-desk</w:t>
+        <w:t>Официальная страница продукта: https://www.manageengine.com/products/service-desk/</w:t>
       </w:r>
     </w:p>
     <w:p>
@@ -1000,7 +1590,7 @@
         <w:pStyle w:val="P22"/>
       </w:pPr>
       <w:r>
-        <w:t>Сравнение редакций: sdp-editions.html</w:t>
+        <w:t>Сравнение редакций: https://www.manageengine.com/products/service-desk/sdp-editions.html</w:t>
       </w:r>
     </w:p>
     <w:p>
@@ -1008,7 +1598,7 @@
         <w:pStyle w:val="P22"/>
       </w:pPr>
       <w:r>
-        <w:t>On-Premises vs. Cloud: hosted-on-premise-vs-saas-cloud.html</w:t>
+        <w:t>On-Premises vs. Cloud: https://www.manageengine.com/products/service-desk/hosted-on-premise-vs-saas-cloud.html</w:t>
       </w:r>
     </w:p>
     <w:p>
@@ -1016,7 +1606,7 @@
         <w:pStyle w:val="P22"/>
       </w:pPr>
       <w:r>
-        <w:t>ServiceDesk Plus MSP: service-desk-msp</w:t>
+        <w:t>ServiceDesk Plus MSP: https://www.manageengine.com/products/service-desk-msp/</w:t>
       </w:r>
     </w:p>
     <w:p>
@@ -1024,7 +1614,7 @@
         <w:pStyle w:val="P22"/>
       </w:pPr>
       <w:r>
-        <w:t>Клиенты: manageengine.com/customers.html</w:t>
+        <w:t>Клиенты: https://www.manageengine.com/customers.html</w:t>
       </w:r>
     </w:p>
     <w:sectPr>
@@ -1055,7 +1645,7 @@
       </w:pPr>
       <w:rPr/>
     </w:lvl>
-    <w:lvl w:ilvl="1" w:tplc="01E16628">
+    <w:lvl w:ilvl="1" w:tplc="6EECE76F">
       <w:start w:val="1"/>
       <w:numFmt w:val="decimal"/>
       <w:suff w:val="tab"/>
@@ -1064,7 +1654,7 @@
       <w:pPr/>
       <w:rPr/>
     </w:lvl>
-    <w:lvl w:ilvl="2" w:tplc="18A1F829">
+    <w:lvl w:ilvl="2" w:tplc="651CECF7">
       <w:start w:val="1"/>
       <w:numFmt w:val="decimal"/>
       <w:suff w:val="tab"/>
@@ -1073,7 +1663,7 @@
       <w:pPr/>
       <w:rPr/>
     </w:lvl>
-    <w:lvl w:ilvl="3" w:tplc="70958C5C">
+    <w:lvl w:ilvl="3" w:tplc="58C0F236">
       <w:start w:val="1"/>
       <w:numFmt w:val="decimal"/>
       <w:suff w:val="tab"/>
@@ -1082,7 +1672,7 @@
       <w:pPr/>
       <w:rPr/>
     </w:lvl>
-    <w:lvl w:ilvl="4" w:tplc="4D798125">
+    <w:lvl w:ilvl="4" w:tplc="79532987">
       <w:start w:val="1"/>
       <w:numFmt w:val="decimal"/>
       <w:suff w:val="tab"/>
@@ -1091,7 +1681,7 @@
       <w:pPr/>
       <w:rPr/>
     </w:lvl>
-    <w:lvl w:ilvl="5" w:tplc="002ED108">
+    <w:lvl w:ilvl="5" w:tplc="50A023D8">
       <w:start w:val="1"/>
       <w:numFmt w:val="decimal"/>
       <w:suff w:val="tab"/>
@@ -1100,7 +1690,7 @@
       <w:pPr/>
       <w:rPr/>
     </w:lvl>
-    <w:lvl w:ilvl="6" w:tplc="1DEF0A27">
+    <w:lvl w:ilvl="6" w:tplc="00947BA5">
       <w:start w:val="1"/>
       <w:numFmt w:val="decimal"/>
       <w:suff w:val="tab"/>
@@ -1109,7 +1699,7 @@
       <w:pPr/>
       <w:rPr/>
     </w:lvl>
-    <w:lvl w:ilvl="7" w:tplc="51CA5EB3">
+    <w:lvl w:ilvl="7" w:tplc="70214D1B">
       <w:start w:val="1"/>
       <w:numFmt w:val="decimal"/>
       <w:suff w:val="tab"/>
@@ -1118,7 +1708,7 @@
       <w:pPr/>
       <w:rPr/>
     </w:lvl>
-    <w:lvl w:ilvl="8" w:tplc="416F9A62">
+    <w:lvl w:ilvl="8" w:tplc="376C6FF6">
       <w:start w:val="1"/>
       <w:numFmt w:val="decimal"/>
       <w:suff w:val="tab"/>
@@ -1145,7 +1735,7 @@
       </w:pPr>
       <w:rPr/>
     </w:lvl>
-    <w:lvl w:ilvl="1" w:tplc="24590A0B">
+    <w:lvl w:ilvl="1" w:tplc="2648264C">
       <w:start w:val="1"/>
       <w:numFmt w:val="decimal"/>
       <w:suff w:val="tab"/>
@@ -1154,7 +1744,7 @@
       <w:pPr/>
       <w:rPr/>
     </w:lvl>
-    <w:lvl w:ilvl="2" w:tplc="2F794F42">
+    <w:lvl w:ilvl="2" w:tplc="75F57419">
       <w:start w:val="1"/>
       <w:numFmt w:val="decimal"/>
       <w:suff w:val="tab"/>
@@ -1163,7 +1753,7 @@
       <w:pPr/>
       <w:rPr/>
     </w:lvl>
-    <w:lvl w:ilvl="3" w:tplc="67802D3B">
+    <w:lvl w:ilvl="3" w:tplc="69A886CE">
       <w:start w:val="1"/>
       <w:numFmt w:val="decimal"/>
       <w:suff w:val="tab"/>
@@ -1172,7 +1762,7 @@
       <w:pPr/>
       <w:rPr/>
     </w:lvl>
-    <w:lvl w:ilvl="4" w:tplc="37A0FCBC">
+    <w:lvl w:ilvl="4" w:tplc="28B6930D">
       <w:start w:val="1"/>
       <w:numFmt w:val="decimal"/>
       <w:suff w:val="tab"/>
@@ -1181,7 +1771,7 @@
       <w:pPr/>
       <w:rPr/>
     </w:lvl>
-    <w:lvl w:ilvl="5" w:tplc="7AB4DE5A">
+    <w:lvl w:ilvl="5" w:tplc="2F8915EA">
       <w:start w:val="1"/>
       <w:numFmt w:val="decimal"/>
       <w:suff w:val="tab"/>
@@ -1190,7 +1780,7 @@
       <w:pPr/>
       <w:rPr/>
     </w:lvl>
-    <w:lvl w:ilvl="6" w:tplc="7B92D80E">
+    <w:lvl w:ilvl="6" w:tplc="05B4FFA6">
       <w:start w:val="1"/>
       <w:numFmt w:val="decimal"/>
       <w:suff w:val="tab"/>
@@ -1199,7 +1789,7 @@
       <w:pPr/>
       <w:rPr/>
     </w:lvl>
-    <w:lvl w:ilvl="7" w:tplc="408C6792">
+    <w:lvl w:ilvl="7" w:tplc="4C097816">
       <w:start w:val="1"/>
       <w:numFmt w:val="decimal"/>
       <w:suff w:val="tab"/>
@@ -1208,7 +1798,7 @@
       <w:pPr/>
       <w:rPr/>
     </w:lvl>
-    <w:lvl w:ilvl="8" w:tplc="6811011E">
+    <w:lvl w:ilvl="8" w:tplc="7998F0AA">
       <w:start w:val="1"/>
       <w:numFmt w:val="decimal"/>
       <w:suff w:val="tab"/>
@@ -1236,7 +1826,7 @@
       </w:pPr>
       <w:rPr/>
     </w:lvl>
-    <w:lvl w:ilvl="1" w:tplc="19A8C7F4">
+    <w:lvl w:ilvl="1" w:tplc="37DC2CE9">
       <w:start w:val="1"/>
       <w:numFmt w:val="decimal"/>
       <w:suff w:val="tab"/>
@@ -1245,7 +1835,7 @@
       <w:pPr/>
       <w:rPr/>
     </w:lvl>
-    <w:lvl w:ilvl="2" w:tplc="705526E0">
+    <w:lvl w:ilvl="2" w:tplc="3E86825E">
       <w:start w:val="1"/>
       <w:numFmt w:val="decimal"/>
       <w:suff w:val="tab"/>
@@ -1254,7 +1844,7 @@
       <w:pPr/>
       <w:rPr/>
     </w:lvl>
-    <w:lvl w:ilvl="3" w:tplc="0528E6C7">
+    <w:lvl w:ilvl="3" w:tplc="1B818EFD">
       <w:start w:val="1"/>
       <w:numFmt w:val="decimal"/>
       <w:suff w:val="tab"/>
@@ -1263,7 +1853,7 @@
       <w:pPr/>
       <w:rPr/>
     </w:lvl>
-    <w:lvl w:ilvl="4" w:tplc="15B516FF">
+    <w:lvl w:ilvl="4" w:tplc="6C28D42F">
       <w:start w:val="1"/>
       <w:numFmt w:val="decimal"/>
       <w:suff w:val="tab"/>
@@ -1272,7 +1862,7 @@
       <w:pPr/>
       <w:rPr/>
     </w:lvl>
-    <w:lvl w:ilvl="5" w:tplc="230D1468">
+    <w:lvl w:ilvl="5" w:tplc="39D97795">
       <w:start w:val="1"/>
       <w:numFmt w:val="decimal"/>
       <w:suff w:val="tab"/>
@@ -1281,7 +1871,7 @@
       <w:pPr/>
       <w:rPr/>
     </w:lvl>
-    <w:lvl w:ilvl="6" w:tplc="615CD111">
+    <w:lvl w:ilvl="6" w:tplc="5716012D">
       <w:start w:val="1"/>
       <w:numFmt w:val="decimal"/>
       <w:suff w:val="tab"/>
@@ -1290,7 +1880,7 @@
       <w:pPr/>
       <w:rPr/>
     </w:lvl>
-    <w:lvl w:ilvl="7" w:tplc="1F4F4E1F">
+    <w:lvl w:ilvl="7" w:tplc="2ECC8545">
       <w:start w:val="1"/>
       <w:numFmt w:val="decimal"/>
       <w:suff w:val="tab"/>
@@ -1299,7 +1889,7 @@
       <w:pPr/>
       <w:rPr/>
     </w:lvl>
-    <w:lvl w:ilvl="8" w:tplc="547DB102">
+    <w:lvl w:ilvl="8" w:tplc="677C5ACF">
       <w:start w:val="1"/>
       <w:numFmt w:val="decimal"/>
       <w:suff w:val="tab"/>
@@ -1327,7 +1917,7 @@
       </w:pPr>
       <w:rPr/>
     </w:lvl>
-    <w:lvl w:ilvl="1" w:tplc="5D155B9D">
+    <w:lvl w:ilvl="1" w:tplc="52900042">
       <w:start w:val="1"/>
       <w:numFmt w:val="decimal"/>
       <w:suff w:val="tab"/>
@@ -1336,7 +1926,7 @@
       <w:pPr/>
       <w:rPr/>
     </w:lvl>
-    <w:lvl w:ilvl="2" w:tplc="4255F276">
+    <w:lvl w:ilvl="2" w:tplc="44C22AAF">
       <w:start w:val="1"/>
       <w:numFmt w:val="decimal"/>
       <w:suff w:val="tab"/>
@@ -1345,7 +1935,7 @@
       <w:pPr/>
       <w:rPr/>
     </w:lvl>
-    <w:lvl w:ilvl="3" w:tplc="188F415F">
+    <w:lvl w:ilvl="3" w:tplc="052AB010">
       <w:start w:val="1"/>
       <w:numFmt w:val="decimal"/>
       <w:suff w:val="tab"/>
@@ -1354,7 +1944,7 @@
       <w:pPr/>
       <w:rPr/>
     </w:lvl>
-    <w:lvl w:ilvl="4" w:tplc="66EE6A3D">
+    <w:lvl w:ilvl="4" w:tplc="747829C8">
       <w:start w:val="1"/>
       <w:numFmt w:val="decimal"/>
       <w:suff w:val="tab"/>
@@ -1363,7 +1953,7 @@
       <w:pPr/>
       <w:rPr/>
     </w:lvl>
-    <w:lvl w:ilvl="5" w:tplc="78FC050B">
+    <w:lvl w:ilvl="5" w:tplc="670C3761">
       <w:start w:val="1"/>
       <w:numFmt w:val="decimal"/>
       <w:suff w:val="tab"/>
@@ -1372,7 +1962,7 @@
       <w:pPr/>
       <w:rPr/>
     </w:lvl>
-    <w:lvl w:ilvl="6" w:tplc="7487AA45">
+    <w:lvl w:ilvl="6" w:tplc="5518ED26">
       <w:start w:val="1"/>
       <w:numFmt w:val="decimal"/>
       <w:suff w:val="tab"/>
@@ -1381,7 +1971,7 @@
       <w:pPr/>
       <w:rPr/>
     </w:lvl>
-    <w:lvl w:ilvl="7" w:tplc="2FE953B4">
+    <w:lvl w:ilvl="7" w:tplc="784E9D39">
       <w:start w:val="1"/>
       <w:numFmt w:val="decimal"/>
       <w:suff w:val="tab"/>
@@ -1390,7 +1980,7 @@
       <w:pPr/>
       <w:rPr/>
     </w:lvl>
-    <w:lvl w:ilvl="8" w:tplc="48BDB3B3">
+    <w:lvl w:ilvl="8" w:tplc="4AAC48A3">
       <w:start w:val="1"/>
       <w:numFmt w:val="decimal"/>
       <w:suff w:val="tab"/>
@@ -1419,7 +2009,7 @@
         <w:rFonts w:ascii="Symbol" w:hAnsi="Symbol" w:hint="default"/>
       </w:rPr>
     </w:lvl>
-    <w:lvl w:ilvl="1" w:tplc="53B77A04">
+    <w:lvl w:ilvl="1" w:tplc="1A307E5C">
       <w:start w:val="1"/>
       <w:numFmt w:val="decimal"/>
       <w:suff w:val="tab"/>
@@ -1428,7 +2018,7 @@
       <w:pPr/>
       <w:rPr/>
     </w:lvl>
-    <w:lvl w:ilvl="2" w:tplc="178403D8">
+    <w:lvl w:ilvl="2" w:tplc="71CF216B">
       <w:start w:val="1"/>
       <w:numFmt w:val="decimal"/>
       <w:suff w:val="tab"/>
@@ -1437,7 +2027,7 @@
       <w:pPr/>
       <w:rPr/>
     </w:lvl>
-    <w:lvl w:ilvl="3" w:tplc="59D40AAE">
+    <w:lvl w:ilvl="3" w:tplc="5E9D7D0C">
       <w:start w:val="1"/>
       <w:numFmt w:val="decimal"/>
       <w:suff w:val="tab"/>
@@ -1446,7 +2036,7 @@
       <w:pPr/>
       <w:rPr/>
     </w:lvl>
-    <w:lvl w:ilvl="4" w:tplc="5946C286">
+    <w:lvl w:ilvl="4" w:tplc="353FEFCA">
       <w:start w:val="1"/>
       <w:numFmt w:val="decimal"/>
       <w:suff w:val="tab"/>
@@ -1455,7 +2045,7 @@
       <w:pPr/>
       <w:rPr/>
     </w:lvl>
-    <w:lvl w:ilvl="5" w:tplc="4C90FAD1">
+    <w:lvl w:ilvl="5" w:tplc="3FE33A20">
       <w:start w:val="1"/>
       <w:numFmt w:val="decimal"/>
       <w:suff w:val="tab"/>
@@ -1464,7 +2054,7 @@
       <w:pPr/>
       <w:rPr/>
     </w:lvl>
-    <w:lvl w:ilvl="6" w:tplc="69ED7DD6">
+    <w:lvl w:ilvl="6" w:tplc="7DBB38D6">
       <w:start w:val="1"/>
       <w:numFmt w:val="decimal"/>
       <w:suff w:val="tab"/>
@@ -1473,7 +2063,7 @@
       <w:pPr/>
       <w:rPr/>
     </w:lvl>
-    <w:lvl w:ilvl="7" w:tplc="1141CD3C">
+    <w:lvl w:ilvl="7" w:tplc="091DFFF4">
       <w:start w:val="1"/>
       <w:numFmt w:val="decimal"/>
       <w:suff w:val="tab"/>
@@ -1482,7 +2072,7 @@
       <w:pPr/>
       <w:rPr/>
     </w:lvl>
-    <w:lvl w:ilvl="8" w:tplc="6FA018FF">
+    <w:lvl w:ilvl="8" w:tplc="7BCBCB36">
       <w:start w:val="1"/>
       <w:numFmt w:val="decimal"/>
       <w:suff w:val="tab"/>
@@ -1512,7 +2102,7 @@
         <w:rFonts w:ascii="Symbol" w:hAnsi="Symbol" w:hint="default"/>
       </w:rPr>
     </w:lvl>
-    <w:lvl w:ilvl="1" w:tplc="2BA8598F">
+    <w:lvl w:ilvl="1" w:tplc="4F61951C">
       <w:start w:val="1"/>
       <w:numFmt w:val="decimal"/>
       <w:suff w:val="tab"/>
@@ -1521,7 +2111,7 @@
       <w:pPr/>
       <w:rPr/>
     </w:lvl>
-    <w:lvl w:ilvl="2" w:tplc="37FE5522">
+    <w:lvl w:ilvl="2" w:tplc="472A0A5E">
       <w:start w:val="1"/>
       <w:numFmt w:val="decimal"/>
       <w:suff w:val="tab"/>
@@ -1530,7 +2120,7 @@
       <w:pPr/>
       <w:rPr/>
     </w:lvl>
-    <w:lvl w:ilvl="3" w:tplc="62A56CBC">
+    <w:lvl w:ilvl="3" w:tplc="5973CFAA">
       <w:start w:val="1"/>
       <w:numFmt w:val="decimal"/>
       <w:suff w:val="tab"/>
@@ -1539,7 +2129,7 @@
       <w:pPr/>
       <w:rPr/>
     </w:lvl>
-    <w:lvl w:ilvl="4" w:tplc="779B06CF">
+    <w:lvl w:ilvl="4" w:tplc="44A51F25">
       <w:start w:val="1"/>
       <w:numFmt w:val="decimal"/>
       <w:suff w:val="tab"/>
@@ -1548,7 +2138,7 @@
       <w:pPr/>
       <w:rPr/>
     </w:lvl>
-    <w:lvl w:ilvl="5" w:tplc="0EFE797E">
+    <w:lvl w:ilvl="5" w:tplc="71CD1188">
       <w:start w:val="1"/>
       <w:numFmt w:val="decimal"/>
       <w:suff w:val="tab"/>
@@ -1557,7 +2147,7 @@
       <w:pPr/>
       <w:rPr/>
     </w:lvl>
-    <w:lvl w:ilvl="6" w:tplc="495DC57A">
+    <w:lvl w:ilvl="6" w:tplc="7C18C890">
       <w:start w:val="1"/>
       <w:numFmt w:val="decimal"/>
       <w:suff w:val="tab"/>
@@ -1566,7 +2156,7 @@
       <w:pPr/>
       <w:rPr/>
     </w:lvl>
-    <w:lvl w:ilvl="7" w:tplc="74C0773D">
+    <w:lvl w:ilvl="7" w:tplc="53009C6F">
       <w:start w:val="1"/>
       <w:numFmt w:val="decimal"/>
       <w:suff w:val="tab"/>
@@ -1575,7 +2165,7 @@
       <w:pPr/>
       <w:rPr/>
     </w:lvl>
-    <w:lvl w:ilvl="8" w:tplc="3C1D928B">
+    <w:lvl w:ilvl="8" w:tplc="265D75AB">
       <w:start w:val="1"/>
       <w:numFmt w:val="decimal"/>
       <w:suff w:val="tab"/>
@@ -1605,7 +2195,7 @@
         <w:rFonts w:ascii="Symbol" w:hAnsi="Symbol" w:hint="default"/>
       </w:rPr>
     </w:lvl>
-    <w:lvl w:ilvl="1" w:tplc="6EF9659E">
+    <w:lvl w:ilvl="1" w:tplc="4E9EF353">
       <w:start w:val="1"/>
       <w:numFmt w:val="decimal"/>
       <w:suff w:val="tab"/>
@@ -1614,7 +2204,7 @@
       <w:pPr/>
       <w:rPr/>
     </w:lvl>
-    <w:lvl w:ilvl="2" w:tplc="3B0459A0">
+    <w:lvl w:ilvl="2" w:tplc="05AA054E">
       <w:start w:val="1"/>
       <w:numFmt w:val="decimal"/>
       <w:suff w:val="tab"/>
@@ -1623,7 +2213,7 @@
       <w:pPr/>
       <w:rPr/>
     </w:lvl>
-    <w:lvl w:ilvl="3" w:tplc="53354AD7">
+    <w:lvl w:ilvl="3" w:tplc="26940C45">
       <w:start w:val="1"/>
       <w:numFmt w:val="decimal"/>
       <w:suff w:val="tab"/>
@@ -1632,7 +2222,7 @@
       <w:pPr/>
       <w:rPr/>
     </w:lvl>
-    <w:lvl w:ilvl="4" w:tplc="3ACEC9BF">
+    <w:lvl w:ilvl="4" w:tplc="7FF10BA8">
       <w:start w:val="1"/>
       <w:numFmt w:val="decimal"/>
       <w:suff w:val="tab"/>
@@ -1641,7 +2231,7 @@
       <w:pPr/>
       <w:rPr/>
     </w:lvl>
-    <w:lvl w:ilvl="5" w:tplc="7032706F">
+    <w:lvl w:ilvl="5" w:tplc="3F29EB02">
       <w:start w:val="1"/>
       <w:numFmt w:val="decimal"/>
       <w:suff w:val="tab"/>
@@ -1650,7 +2240,7 @@
       <w:pPr/>
       <w:rPr/>
     </w:lvl>
-    <w:lvl w:ilvl="6" w:tplc="575B2308">
+    <w:lvl w:ilvl="6" w:tplc="2C62EE9E">
       <w:start w:val="1"/>
       <w:numFmt w:val="decimal"/>
       <w:suff w:val="tab"/>
@@ -1659,7 +2249,7 @@
       <w:pPr/>
       <w:rPr/>
     </w:lvl>
-    <w:lvl w:ilvl="7" w:tplc="5F2BAA15">
+    <w:lvl w:ilvl="7" w:tplc="3D839D3F">
       <w:start w:val="1"/>
       <w:numFmt w:val="decimal"/>
       <w:suff w:val="tab"/>
@@ -1668,7 +2258,7 @@
       <w:pPr/>
       <w:rPr/>
     </w:lvl>
-    <w:lvl w:ilvl="8" w:tplc="2723CCB7">
+    <w:lvl w:ilvl="8" w:tplc="11632033">
       <w:start w:val="1"/>
       <w:numFmt w:val="decimal"/>
       <w:suff w:val="tab"/>
@@ -1696,7 +2286,7 @@
       </w:pPr>
       <w:rPr/>
     </w:lvl>
-    <w:lvl w:ilvl="1" w:tplc="5BC55FE2">
+    <w:lvl w:ilvl="1" w:tplc="14A03C77">
       <w:start w:val="1"/>
       <w:numFmt w:val="decimal"/>
       <w:suff w:val="tab"/>
@@ -1705,7 +2295,7 @@
       <w:pPr/>
       <w:rPr/>
     </w:lvl>
-    <w:lvl w:ilvl="2" w:tplc="7119AC12">
+    <w:lvl w:ilvl="2" w:tplc="0859EF15">
       <w:start w:val="1"/>
       <w:numFmt w:val="decimal"/>
       <w:suff w:val="tab"/>
@@ -1714,7 +2304,7 @@
       <w:pPr/>
       <w:rPr/>
     </w:lvl>
-    <w:lvl w:ilvl="3" w:tplc="3D01AE3C">
+    <w:lvl w:ilvl="3" w:tplc="473E740B">
       <w:start w:val="1"/>
       <w:numFmt w:val="decimal"/>
       <w:suff w:val="tab"/>
@@ -1723,7 +2313,7 @@
       <w:pPr/>
       <w:rPr/>
     </w:lvl>
-    <w:lvl w:ilvl="4" w:tplc="38F74478">
+    <w:lvl w:ilvl="4" w:tplc="7CF6748B">
       <w:start w:val="1"/>
       <w:numFmt w:val="decimal"/>
       <w:suff w:val="tab"/>
@@ -1732,7 +2322,7 @@
       <w:pPr/>
       <w:rPr/>
     </w:lvl>
-    <w:lvl w:ilvl="5" w:tplc="343F9CC5">
+    <w:lvl w:ilvl="5" w:tplc="2C088CD9">
       <w:start w:val="1"/>
       <w:numFmt w:val="decimal"/>
       <w:suff w:val="tab"/>
@@ -1741,7 +2331,7 @@
       <w:pPr/>
       <w:rPr/>
     </w:lvl>
-    <w:lvl w:ilvl="6" w:tplc="0CFC7EE0">
+    <w:lvl w:ilvl="6" w:tplc="0CC5B2E6">
       <w:start w:val="1"/>
       <w:numFmt w:val="decimal"/>
       <w:suff w:val="tab"/>
@@ -1750,7 +2340,7 @@
       <w:pPr/>
       <w:rPr/>
     </w:lvl>
-    <w:lvl w:ilvl="7" w:tplc="6897647C">
+    <w:lvl w:ilvl="7" w:tplc="38DCA921">
       <w:start w:val="1"/>
       <w:numFmt w:val="decimal"/>
       <w:suff w:val="tab"/>
@@ -1759,7 +2349,7 @@
       <w:pPr/>
       <w:rPr/>
     </w:lvl>
-    <w:lvl w:ilvl="8" w:tplc="1E2007F4">
+    <w:lvl w:ilvl="8" w:tplc="38E9942A">
       <w:start w:val="1"/>
       <w:numFmt w:val="decimal"/>
       <w:suff w:val="tab"/>
@@ -1789,7 +2379,7 @@
         <w:rFonts w:ascii="Symbol" w:hAnsi="Symbol" w:hint="default"/>
       </w:rPr>
     </w:lvl>
-    <w:lvl w:ilvl="1" w:tplc="4DB7BA0D">
+    <w:lvl w:ilvl="1" w:tplc="22B89CD7">
       <w:start w:val="1"/>
       <w:numFmt w:val="decimal"/>
       <w:suff w:val="tab"/>
@@ -1798,7 +2388,7 @@
       <w:pPr/>
       <w:rPr/>
     </w:lvl>
-    <w:lvl w:ilvl="2" w:tplc="559B3D62">
+    <w:lvl w:ilvl="2" w:tplc="4390EBCF">
       <w:start w:val="1"/>
       <w:numFmt w:val="decimal"/>
       <w:suff w:val="tab"/>
@@ -1807,7 +2397,7 @@
       <w:pPr/>
       <w:rPr/>
     </w:lvl>
-    <w:lvl w:ilvl="3" w:tplc="06B89E93">
+    <w:lvl w:ilvl="3" w:tplc="29A8B3E6">
       <w:start w:val="1"/>
       <w:numFmt w:val="decimal"/>
       <w:suff w:val="tab"/>
@@ -1816,7 +2406,7 @@
       <w:pPr/>
       <w:rPr/>
     </w:lvl>
-    <w:lvl w:ilvl="4" w:tplc="13AE8442">
+    <w:lvl w:ilvl="4" w:tplc="6040C91B">
       <w:start w:val="1"/>
       <w:numFmt w:val="decimal"/>
       <w:suff w:val="tab"/>
@@ -1825,7 +2415,7 @@
       <w:pPr/>
       <w:rPr/>
     </w:lvl>
-    <w:lvl w:ilvl="5" w:tplc="0C540484">
+    <w:lvl w:ilvl="5" w:tplc="6A7372E4">
       <w:start w:val="1"/>
       <w:numFmt w:val="decimal"/>
       <w:suff w:val="tab"/>
@@ -1834,7 +2424,7 @@
       <w:pPr/>
       <w:rPr/>
     </w:lvl>
-    <w:lvl w:ilvl="6" w:tplc="24CF702E">
+    <w:lvl w:ilvl="6" w:tplc="207CD2FD">
       <w:start w:val="1"/>
       <w:numFmt w:val="decimal"/>
       <w:suff w:val="tab"/>
@@ -1843,7 +2433,7 @@
       <w:pPr/>
       <w:rPr/>
     </w:lvl>
-    <w:lvl w:ilvl="7" w:tplc="65F962A6">
+    <w:lvl w:ilvl="7" w:tplc="69E14A34">
       <w:start w:val="1"/>
       <w:numFmt w:val="decimal"/>
       <w:suff w:val="tab"/>
@@ -1852,7 +2442,7 @@
       <w:pPr/>
       <w:rPr/>
     </w:lvl>
-    <w:lvl w:ilvl="8" w:tplc="676F9D4F">
+    <w:lvl w:ilvl="8" w:tplc="54801374">
       <w:start w:val="1"/>
       <w:numFmt w:val="decimal"/>
       <w:suff w:val="tab"/>
